--- a/backend/src/CongTacDang.Infrastructure/Templates/Word/Mau_19_PhieuKiemSoat.docx
+++ b/backend/src/CongTacDang.Infrastructure/Templates/Word/Mau_19_PhieuKiemSoat.docx
@@ -2,6 +2,28 @@
 <file path=word/document.xml><?xml version="1.0" encoding="utf-8"?>
 <w:document xmlns:wpc="http://schemas.microsoft.com/office/word/2010/wordprocessingCanvas" xmlns:cx="http://schemas.microsoft.com/office/drawing/2014/chartex" xmlns:cx1="http://schemas.microsoft.com/office/drawing/2015/9/8/chartex" xmlns:cx2="http://schemas.microsoft.com/office/drawing/2015/10/21/chartex" xmlns:cx3="http://schemas.microsoft.com/office/drawing/2016/5/9/chartex" xmlns:cx4="http://schemas.microsoft.com/office/drawing/2016/5/10/chartex" xmlns:cx5="http://schemas.microsoft.com/office/drawing/2016/5/11/chartex" xmlns:cx6="http://schemas.microsoft.com/office/drawing/2016/5/12/chartex" xmlns:cx7="http://schemas.microsoft.com/office/drawing/2016/5/13/chartex" xmlns:cx8="http://schemas.microsoft.com/office/drawing/2016/5/14/chartex" xmlns:mc="http://schemas.openxmlformats.org/markup-compatibility/2006" xmlns:aink="http://schemas.microsoft.com/office/drawing/2016/ink" xmlns:am3d="http://schemas.microsoft.com/office/drawing/2017/model3d" xmlns:o="urn:schemas-microsoft-com:office:office" xmlns:oel="http://schemas.microsoft.com/office/2019/extlst" xmlns:r="http://schemas.openxmlformats.org/officeDocument/2006/relationships" xmlns:m="http://schemas.openxmlformats.org/officeDocument/2006/math" xmlns:v="urn:schemas-microsoft-com:vml" xmlns:wp14="http://schemas.microsoft.com/office/word/2010/wordprocessingDrawing" xmlns:wp="http://schemas.openxmlformats.org/drawingml/2006/wordprocessingDrawing" xmlns:w10="urn:schemas-microsoft-com:office:word" xmlns:w="http://schemas.openxmlformats.org/wordprocessingml/2006/main" xmlns:w14="http://schemas.microsoft.com/office/word/2010/wordml" xmlns:w15="http://schemas.microsoft.com/office/word/2012/wordml" xmlns:w16cex="http://schemas.microsoft.com/office/word/2018/wordml/cex" xmlns:w16cid="http://schemas.microsoft.com/office/word/2016/wordml/cid" xmlns:w16="http://schemas.microsoft.com/office/word/2018/wordml" xmlns:w16du="http://schemas.microsoft.com/office/word/2023/wordml/word16du" xmlns:w16sdtdh="http://schemas.microsoft.com/office/word/2020/wordml/sdtdatahash" xmlns:w16sdtfl="http://schemas.microsoft.com/office/word/2024/wordml/sdtformatlock" xmlns:w16se="http://schemas.microsoft.com/office/word/2015/wordml/symex" xmlns:wpg="http://schemas.microsoft.com/office/word/2010/wordprocessingGroup" xmlns:wpi="http://schemas.microsoft.com/office/word/2010/wordprocessingInk" xmlns:wne="http://schemas.microsoft.com/office/word/2006/wordml" xmlns:wps="http://schemas.microsoft.com/office/word/2010/wordprocessingShape" mc:Ignorable="w14 w15 w16se w16cid w16 w16cex w16sdtdh w16sdtfl w16du wp14">
   <w:body>
+    <w:sdt>
+      <w:sdtPr>
+        <w:alias w:val="if:DRAFT"/>
+        <w:tag w:val="if:DRAFT"/>
+        <w:id w:val="905067"/>
+      </w:sdtPr>
+      <w:sdtContent>
+        <w:p>
+          <w:pPr>
+            <w:jc w:val="center"/>
+          </w:pPr>
+          <w:r>
+            <w:rPr>
+              <w:b/>
+              <w:color w:val="C00000"/>
+              <w:sz w:val="24"/>
+            </w:rPr>
+            <w:t>BẢN NHÁP — CHƯA XÁC NHẬN</w:t>
+          </w:r>
+        </w:p>
+      </w:sdtContent>
+    </w:sdt>
     <w:p>
       <w:pPr>
         <w:pStyle w:val="Heading1"/>
@@ -82,7 +104,7 @@
               <w:sdtPr>
                 <w:alias w:val="ORG_SUPERIOR_PARTY_NAME"/>
                 <w:tag w:val="ORG_SUPERIOR_PARTY_NAME"/>
-                <w:id w:val="905038"/>
+                <w:id w:val="905039"/>
               </w:sdtPr>
               <w:sdtContent>
                 <w:r>
@@ -104,7 +126,7 @@
               <w:sdtPr>
                 <w:alias w:val="ORG_PARTY_NAME"/>
                 <w:tag w:val="ORG_PARTY_NAME"/>
-                <w:id w:val="905039"/>
+                <w:id w:val="905040"/>
               </w:sdtPr>
               <w:sdtContent>
                 <w:r>
@@ -152,7 +174,7 @@
               <w:sdtPr>
                 <w:alias w:val="ORG_LOCATION"/>
                 <w:tag w:val="ORG_LOCATION"/>
-                <w:id w:val="905040"/>
+                <w:id w:val="905041"/>
               </w:sdtPr>
               <w:sdtContent>
                 <w:r>
@@ -175,7 +197,7 @@
               <w:sdtPr>
                 <w:alias w:val="DATE_LINE"/>
                 <w:tag w:val="DATE_LINE"/>
-                <w:id w:val="905041"/>
+                <w:id w:val="905042"/>
               </w:sdtPr>
               <w:sdtContent>
                 <w:r>
@@ -303,7 +325,7 @@
               <w:sdtPr>
                 <w:alias w:val="UNIT_NAME"/>
                 <w:tag w:val="UNIT_NAME"/>
-                <w:id w:val="905042"/>
+                <w:id w:val="905043"/>
               </w:sdtPr>
               <w:sdtContent>
                 <w:r>
@@ -375,7 +397,7 @@
               <w:sdtPr>
                 <w:alias w:val="PERIOD_FROM"/>
                 <w:tag w:val="PERIOD_FROM"/>
-                <w:id w:val="905043"/>
+                <w:id w:val="905044"/>
               </w:sdtPr>
               <w:sdtContent>
                 <w:r>
@@ -396,7 +418,7 @@
               <w:sdtPr>
                 <w:alias w:val="PERIOD_TO"/>
                 <w:tag w:val="PERIOD_TO"/>
-                <w:id w:val="905044"/>
+                <w:id w:val="905045"/>
               </w:sdtPr>
               <w:sdtContent>
                 <w:r>
@@ -458,7 +480,7 @@
               <w:sdtPr>
                 <w:alias w:val="GROUP_NAME"/>
                 <w:tag w:val="GROUP_NAME"/>
-                <w:id w:val="905045"/>
+                <w:id w:val="905046"/>
               </w:sdtPr>
               <w:sdtContent>
                 <w:r>
@@ -520,7 +542,7 @@
               <w:sdtPr>
                 <w:alias w:val="CONTROLLER_NAME"/>
                 <w:tag w:val="CONTROLLER_NAME"/>
-                <w:id w:val="905046"/>
+                <w:id w:val="905047"/>
               </w:sdtPr>
               <w:sdtContent>
                 <w:r>
@@ -703,7 +725,7 @@
         <w:sdtPr>
           <w:alias w:val="repeat:ITEMS"/>
           <w:tag w:val="repeat:ITEMS"/>
-          <w:id w:val="905056"/>
+          <w:id w:val="905057"/>
         </w:sdtPr>
         <w:sdtContent>
           <w:tr>
@@ -731,7 +753,7 @@
                   <w:sdtPr>
                     <w:alias w:val="I_STT"/>
                     <w:tag w:val="I_STT"/>
-                    <w:id w:val="905047"/>
+                    <w:id w:val="905048"/>
                   </w:sdtPr>
                   <w:sdtContent>
                     <w:r>
@@ -764,7 +786,7 @@
                   <w:sdtPr>
                     <w:alias w:val="I_TEXT"/>
                     <w:tag w:val="I_TEXT"/>
-                    <w:id w:val="905048"/>
+                    <w:id w:val="905049"/>
                   </w:sdtPr>
                   <w:sdtContent>
                     <w:r>
@@ -797,7 +819,7 @@
                   <w:sdtPr>
                     <w:alias w:val="if:I_PASS"/>
                     <w:tag w:val="if:I_PASS"/>
-                    <w:id w:val="905049"/>
+                    <w:id w:val="905050"/>
                   </w:sdtPr>
                   <w:sdtContent>
                     <w:r>
@@ -813,7 +835,7 @@
                   <w:sdtPr>
                     <w:alias w:val="ifnot:I_PASS"/>
                     <w:tag w:val="ifnot:I_PASS"/>
-                    <w:id w:val="905050"/>
+                    <w:id w:val="905051"/>
                   </w:sdtPr>
                   <w:sdtContent>
                     <w:r>
@@ -847,14 +869,14 @@
                   <w:sdtPr>
                     <w:alias w:val="ifnot:I_NA"/>
                     <w:tag w:val="ifnot:I_NA"/>
-                    <w:id w:val="905053"/>
+                    <w:id w:val="905054"/>
                   </w:sdtPr>
                   <w:sdtContent>
                     <w:sdt>
                       <w:sdtPr>
                         <w:alias w:val="if:I_FAIL"/>
                         <w:tag w:val="if:I_FAIL"/>
-                        <w:id w:val="905051"/>
+                        <w:id w:val="905052"/>
                       </w:sdtPr>
                       <w:sdtContent>
                         <w:r>
@@ -870,7 +892,7 @@
                       <w:sdtPr>
                         <w:alias w:val="ifnot:I_FAIL"/>
                         <w:tag w:val="ifnot:I_FAIL"/>
-                        <w:id w:val="905052"/>
+                        <w:id w:val="905053"/>
                       </w:sdtPr>
                       <w:sdtContent>
                         <w:r>
@@ -888,7 +910,7 @@
                   <w:sdtPr>
                     <w:alias w:val="if:I_NA"/>
                     <w:tag w:val="if:I_NA"/>
-                    <w:id w:val="905054"/>
+                    <w:id w:val="905055"/>
                   </w:sdtPr>
                   <w:sdtContent>
                     <w:r>
@@ -922,7 +944,7 @@
                   <w:sdtPr>
                     <w:alias w:val="I_EVIDENCE"/>
                     <w:tag w:val="I_EVIDENCE"/>
-                    <w:id w:val="905055"/>
+                    <w:id w:val="905056"/>
                   </w:sdtPr>
                   <w:sdtContent>
                     <w:r>
@@ -954,7 +976,7 @@
         <w:sdtPr>
           <w:alias w:val="if:CONCLUSION_ELIGIBLE"/>
           <w:tag w:val="if:CONCLUSION_ELIGIBLE"/>
-          <w:id w:val="905057"/>
+          <w:id w:val="905058"/>
         </w:sdtPr>
         <w:sdtContent>
           <w:r>
@@ -970,7 +992,7 @@
         <w:sdtPr>
           <w:alias w:val="ifnot:CONCLUSION_ELIGIBLE"/>
           <w:tag w:val="ifnot:CONCLUSION_ELIGIBLE"/>
-          <w:id w:val="905058"/>
+          <w:id w:val="905059"/>
         </w:sdtPr>
         <w:sdtContent>
           <w:r>
@@ -992,7 +1014,7 @@
         <w:sdtPr>
           <w:alias w:val="if:CONCLUSION_NEEDS_WORK"/>
           <w:tag w:val="if:CONCLUSION_NEEDS_WORK"/>
-          <w:id w:val="905059"/>
+          <w:id w:val="905060"/>
         </w:sdtPr>
         <w:sdtContent>
           <w:r>
@@ -1008,7 +1030,7 @@
         <w:sdtPr>
           <w:alias w:val="ifnot:CONCLUSION_NEEDS_WORK"/>
           <w:tag w:val="ifnot:CONCLUSION_NEEDS_WORK"/>
-          <w:id w:val="905060"/>
+          <w:id w:val="905061"/>
         </w:sdtPr>
         <w:sdtContent>
           <w:r>
@@ -1096,7 +1118,7 @@
               <w:sdtPr>
                 <w:alias w:val="TO_COMPLETE"/>
                 <w:tag w:val="TO_COMPLETE"/>
-                <w:id w:val="905061"/>
+                <w:id w:val="905062"/>
               </w:sdtPr>
               <w:sdtContent>
                 <w:r>
@@ -1164,7 +1186,7 @@
               <w:sdtPr>
                 <w:alias w:val="CONTROLLER_NAME"/>
                 <w:tag w:val="CONTROLLER_NAME"/>
-                <w:id w:val="905064"/>
+                <w:id w:val="905065"/>
               </w:sdtPr>
               <w:sdtContent>
                 <w:r>
@@ -1204,7 +1226,7 @@
               <w:sdtPr>
                 <w:alias w:val="CONTROLLER_DATE"/>
                 <w:tag w:val="CONTROLLER_DATE"/>
-                <w:id w:val="905062"/>
+                <w:id w:val="905063"/>
               </w:sdtPr>
               <w:sdtContent>
                 <w:r>
@@ -1264,7 +1286,7 @@
               <w:sdtPr>
                 <w:alias w:val="CONFIRMER_NAME"/>
                 <w:tag w:val="CONFIRMER_NAME"/>
-                <w:id w:val="905065"/>
+                <w:id w:val="905066"/>
               </w:sdtPr>
               <w:sdtContent>
                 <w:r>
@@ -1308,7 +1330,7 @@
               <w:sdtPr>
                 <w:alias w:val="CONFIRMER_DATE"/>
                 <w:tag w:val="CONFIRMER_DATE"/>
-                <w:id w:val="905063"/>
+                <w:id w:val="905064"/>
               </w:sdtPr>
               <w:sdtContent>
                 <w:r>
